--- a/manuscript_formatting/tables/chapter3_table_detection_rate_by_cell_size.docx
+++ b/manuscript_formatting/tables/chapter3_table_detection_rate_by_cell_size.docx
@@ -28,7 +28,7 @@
           <w:color w:val="333333"/>
           <w:sz w:val="20"/>
         </w:rPr>
-        <w:t>Fraction of complete cells, fully within the seven-watershed area of interest (AOI), that contain at least one polygon of each change agent, by grid cell size. Detection rate is n_with_change divided by n_cells_complete. The 112 pixel cell (11.29 square kilometers), the selected size, is shown in bold. GLKN change polygons; the source export does not record a year window.</w:t>
+        <w:t>Fraction of complete cells, fully within the seven-watershed area of interest (AOI), that contain at least one polygon of each change agent, by grid cell size. Detection rate is n_with_change divided by n_cells_complete. The 112 pixel cell (11.29 square kilometers), the selected size, is shown in bold. GLKN change polygons, 2010 to 2020.</w:t>
       </w:r>
     </w:p>
     <w:tbl>
